--- a/projects/valuepickr-open-screen/docs/Piccadily Agro Industries.docx
+++ b/projects/valuepickr-open-screen/docs/Piccadily Agro Industries.docx
@@ -3003,6 +3003,187 @@
           <w:szCs w:val="18"/>
         </w:rPr>
         <w:t xml:space="preserve">This is independent research and analysis for informational purposes only, not personalized financial or investment advice. Past multi-bagger performance and forum/social sentiment are not indicators of future returns. Do your own due diligence before investing.</w:t>
+      </w:r>
+    </w:p>
+    <w:p/>
+    <w:p>
+      <w:r>
+        <w:rPr>
+          <w:b/>
+          <w:sz w:val="28"/>
+        </w:rPr>
+        <w:t>🔄 RESEARCH UPDATE - 2026-10-05</w:t>
+      </w:r>
+    </w:p>
+    <w:p>
+      <w:r>
+        <w:rPr>
+          <w:b/>
+        </w:rPr>
+        <w:t>📊 Key Metrics:</w:t>
+      </w:r>
+    </w:p>
+    <w:p>
+      <w:pPr>
+        <w:ind w:left="360"/>
+      </w:pPr>
+      <w:r>
+        <w:t xml:space="preserve">  • Company: Piccadily Agro Industries Ltd</w:t>
+      </w:r>
+    </w:p>
+    <w:p>
+      <w:pPr>
+        <w:ind w:left="360"/>
+      </w:pPr>
+      <w:r>
+        <w:t xml:space="preserve">  • Conviction: Not rated</w:t>
+      </w:r>
+    </w:p>
+    <w:p>
+      <w:pPr>
+        <w:ind w:left="360"/>
+      </w:pPr>
+      <w:r>
+        <w:t xml:space="preserve">  • Thesis: 10x-in-2-3-years</w:t>
+      </w:r>
+    </w:p>
+    <w:p>
+      <w:pPr>
+        <w:ind w:left="360"/>
+      </w:pPr>
+      <w:r>
+        <w:t xml:space="preserve">  • 4-Box Score: 2.0</w:t>
+      </w:r>
+    </w:p>
+    <w:p>
+      <w:pPr>
+        <w:ind w:left="360"/>
+      </w:pPr>
+      <w:r>
+        <w:t xml:space="preserve">  • Research Date: 2026-09-04</w:t>
+      </w:r>
+    </w:p>
+    <w:p>
+      <w:pPr>
+        <w:ind w:left="360"/>
+      </w:pPr>
+      <w:r>
+        <w:t xml:space="preserve">  • Red Flag: None</w:t>
+      </w:r>
+    </w:p>
+    <w:p/>
+    <w:p>
+      <w:r>
+        <w:rPr>
+          <w:b/>
+        </w:rPr>
+        <w:t>📝 Verdict:</w:t>
+      </w:r>
+    </w:p>
+    <w:p>
+      <w:pPr>
+        <w:ind w:left="360"/>
+      </w:pPr>
+      <w:r>
+        <w:t>Real, fast-growing premium-spirits franchise with capacity finally unlocked - but ~46x earnings, a sharp unproven back-ended FY27 guide, rising leverage and mid-teens returns keep this a Medium-conviction 'show me', not a buy</w:t>
+      </w:r>
+    </w:p>
+    <w:p/>
+    <w:p>
+      <w:r>
+        <w:rPr>
+          <w:b/>
+        </w:rPr>
+        <w:t>📈 Bull Case:</w:t>
+      </w:r>
+    </w:p>
+    <w:p>
+      <w:pPr>
+        <w:ind w:left="360"/>
+      </w:pPr>
+      <w:r>
+        <w:t>Branded alcobev +47.3% YoY in Q1 FY27 - the premium mix is genuinely compounding fast; Indri is India's largest-selling single malt with real award pedigree</w:t>
+      </w:r>
+    </w:p>
+    <w:p>
+      <w:pPr>
+        <w:ind w:left="360"/>
+      </w:pPr>
+      <w:r>
+        <w:t>The FY26 supply bottleneck is resolved: Indri malt capacity 12 -&gt; 30 KLPD (Oct 2025) and the 200 KLPD Chhattisgarh greenfield is commissioned and selling</w:t>
+      </w:r>
+    </w:p>
+    <w:p>
+      <w:pPr>
+        <w:ind w:left="360"/>
+      </w:pPr>
+      <w:r>
+        <w:t>Structural tailwind - Indian premium/luxury spirits and domestic single malt is a multi-year premiumization category with a long runway</w:t>
+      </w:r>
+    </w:p>
+    <w:p>
+      <w:pPr>
+        <w:ind w:left="360"/>
+      </w:pPr>
+      <w:r>
+        <w:t>Climate-led maturation edge (4-6 years vs 12 in Scotland) frees working capital vs global single-malt peers; Camikara adds an aged-rum leg with international recognition</w:t>
+      </w:r>
+    </w:p>
+    <w:p>
+      <w:pPr>
+        <w:ind w:left="360"/>
+      </w:pPr>
+      <w:r>
+        <w:t>Sugar/food demerger will leave a cleaner pure-play premium-spirits entity</w:t>
+      </w:r>
+    </w:p>
+    <w:p/>
+    <w:p>
+      <w:r>
+        <w:rPr>
+          <w:b/>
+        </w:rPr>
+        <w:t>📉 Bear Case:</w:t>
+      </w:r>
+    </w:p>
+    <w:p>
+      <w:pPr>
+        <w:ind w:left="360"/>
+      </w:pPr>
+      <w:r>
+        <w:t>Valuation ~44-49x trailing earnings / ~7-8x book - the 60-70% FY27 guide is substantially priced in, so delivery merely holds the multiple</w:t>
+      </w:r>
+    </w:p>
+    <w:p>
+      <w:pPr>
+        <w:ind w:left="360"/>
+      </w:pPr>
+      <w:r>
+        <w:t>Sharp guidance-vs-delivery gap: Q1 FY27 revenue +18% and EBITDA margin 18.5% vs a reaffirmed 60-70% growth / 23-24% margin FY27 guide - the entire year rests on a back-ended H2 that is wholly unproven</w:t>
+      </w:r>
+    </w:p>
+    <w:p>
+      <w:pPr>
+        <w:ind w:left="360"/>
+      </w:pPr>
+      <w:r>
+        <w:t>Consolidated ROCE/ROE are ~18%/17.4%, not ~30% - returns have compressed as the asset base and borrowings grew</w:t>
+      </w:r>
+    </w:p>
+    <w:p>
+      <w:pPr>
+        <w:ind w:left="360"/>
+      </w:pPr>
+      <w:r>
+        <w:t>Borrowings up ~73% YoY to Rs 531 Cr to fund capacity + maturing inventory - leverage risk if the H2 ramp slips</w:t>
+      </w:r>
+    </w:p>
+    <w:p>
+      <w:pPr>
+        <w:ind w:left="360"/>
+      </w:pPr>
+      <w:r>
+        <w:t>Inexperienced investor communication (first concall widely criticised); FY26 Indri guide also missed on 'supply constraints' - a pattern of over-promising</w:t>
       </w:r>
     </w:p>
     <w:sectPr>
